--- a/app/templates/word/pricing_order_template.docx
+++ b/app/templates/word/pricing_order_template.docx
@@ -49,12 +49,6 @@
         <w:gridCol w:w="3447"/>
       </w:tblGrid>
       <w:tr>
-        <w:tblPrEx>
-          <w:tblCellMar>
-            <w:top w:w="0" w:type="dxa"/>
-            <w:bottom w:w="0" w:type="dxa"/>
-          </w:tblCellMar>
-        </w:tblPrEx>
         <w:tc>
           <w:tcPr>
             <w:tcW w:w="1800" w:type="dxa"/>
@@ -155,12 +149,6 @@
         </w:tc>
       </w:tr>
       <w:tr>
-        <w:tblPrEx>
-          <w:tblCellMar>
-            <w:top w:w="0" w:type="dxa"/>
-            <w:bottom w:w="0" w:type="dxa"/>
-          </w:tblCellMar>
-        </w:tblPrEx>
         <w:tc>
           <w:tcPr>
             <w:tcW w:w="1800" w:type="dxa"/>
@@ -261,12 +249,6 @@
         </w:tc>
       </w:tr>
       <w:tr>
-        <w:tblPrEx>
-          <w:tblCellMar>
-            <w:top w:w="0" w:type="dxa"/>
-            <w:bottom w:w="0" w:type="dxa"/>
-          </w:tblCellMar>
-        </w:tblPrEx>
         <w:tc>
           <w:tcPr>
             <w:tcW w:w="1800" w:type="dxa"/>
@@ -394,12 +376,6 @@
         <w:gridCol w:w="8679"/>
       </w:tblGrid>
       <w:tr>
-        <w:tblPrEx>
-          <w:tblCellMar>
-            <w:top w:w="0" w:type="dxa"/>
-            <w:bottom w:w="0" w:type="dxa"/>
-          </w:tblCellMar>
-        </w:tblPrEx>
         <w:tc>
           <w:tcPr>
             <w:tcW w:w="1800" w:type="dxa"/>
@@ -481,12 +457,6 @@
         </w:tc>
       </w:tr>
       <w:tr>
-        <w:tblPrEx>
-          <w:tblCellMar>
-            <w:top w:w="0" w:type="dxa"/>
-            <w:bottom w:w="0" w:type="dxa"/>
-          </w:tblCellMar>
-        </w:tblPrEx>
         <w:tc>
           <w:tcPr>
             <w:tcW w:w="1800" w:type="dxa"/>
@@ -565,12 +535,6 @@
         <w:gridCol w:w="5223"/>
       </w:tblGrid>
       <w:tr>
-        <w:tblPrEx>
-          <w:tblCellMar>
-            <w:top w:w="0" w:type="dxa"/>
-            <w:bottom w:w="0" w:type="dxa"/>
-          </w:tblCellMar>
-        </w:tblPrEx>
         <w:tc>
           <w:tcPr>
             <w:tcW w:w="5280" w:type="dxa"/>
@@ -727,7 +691,7 @@
     </w:p>
     <w:tbl>
       <w:tblPr>
-        <w:tblW w:w="10489" w:type="dxa"/>
+        <w:tblW w:w="10444" w:type="dxa"/>
         <w:tblBorders>
           <w:top w:val="single" w:sz="4" w:space="0" w:color="auto"/>
           <w:left w:val="single" w:sz="4" w:space="0" w:color="auto"/>
@@ -743,29 +707,25 @@
         <w:tblLook w:val="04A0" w:firstRow="1" w:lastRow="0" w:firstColumn="1" w:lastColumn="0" w:noHBand="0" w:noVBand="1"/>
       </w:tblPr>
       <w:tblGrid>
-        <w:gridCol w:w="500"/>
-        <w:gridCol w:w="1500"/>
-        <w:gridCol w:w="1300"/>
-        <w:gridCol w:w="2300"/>
-        <w:gridCol w:w="600"/>
-        <w:gridCol w:w="500"/>
-        <w:gridCol w:w="1100"/>
-        <w:gridCol w:w="700"/>
-        <w:gridCol w:w="1989"/>
+        <w:gridCol w:w="447"/>
+        <w:gridCol w:w="898"/>
+        <w:gridCol w:w="1102"/>
+        <w:gridCol w:w="2357"/>
+        <w:gridCol w:w="399"/>
+        <w:gridCol w:w="448"/>
+        <w:gridCol w:w="952"/>
+        <w:gridCol w:w="514"/>
+        <w:gridCol w:w="1090"/>
+        <w:gridCol w:w="1121"/>
+        <w:gridCol w:w="1116"/>
       </w:tblGrid>
       <w:tr>
-        <w:tblPrEx>
-          <w:tblCellMar>
-            <w:top w:w="0" w:type="dxa"/>
-            <w:bottom w:w="0" w:type="dxa"/>
-          </w:tblCellMar>
-        </w:tblPrEx>
         <w:trPr>
           <w:tblHeader/>
         </w:trPr>
         <w:tc>
           <w:tcPr>
-            <w:tcW w:w="500" w:type="dxa"/>
+            <w:tcW w:w="466" w:type="dxa"/>
             <w:tcBorders>
               <w:top w:val="single" w:sz="1" w:space="0" w:color="000000"/>
               <w:left w:val="single" w:sz="1" w:space="0" w:color="000000"/>
@@ -778,46 +738,29 @@
             <w:pPr>
               <w:spacing w:before="60" w:after="60"/>
               <w:jc w:val="center"/>
-            </w:pPr>
-            <w:r>
               <w:rPr>
                 <w:b/>
                 <w:bCs/>
                 <w:color w:val="FFFFFF"/>
-              </w:rPr>
-              <w:t>序号</w:t>
-            </w:r>
-          </w:p>
-        </w:tc>
-        <w:tc>
-          <w:tcPr>
-            <w:tcW w:w="1500" w:type="dxa"/>
-            <w:tcBorders>
-              <w:top w:val="single" w:sz="1" w:space="0" w:color="000000"/>
-              <w:left w:val="single" w:sz="1" w:space="0" w:color="000000"/>
-              <w:bottom w:val="single" w:sz="1" w:space="0" w:color="000000"/>
-              <w:right w:val="single" w:sz="1" w:space="0" w:color="000000"/>
-            </w:tcBorders>
-            <w:shd w:val="clear" w:color="auto" w:fill="1F4E79"/>
-          </w:tcPr>
-          <w:p>
-            <w:pPr>
-              <w:spacing w:before="60" w:after="60"/>
-              <w:jc w:val="center"/>
+                <w:sz w:val="18"/>
+                <w:szCs w:val="18"/>
+              </w:rPr>
             </w:pPr>
             <w:r>
               <w:rPr>
                 <w:b/>
                 <w:bCs/>
                 <w:color w:val="FFFFFF"/>
-              </w:rPr>
-              <w:t>产品名称</w:t>
-            </w:r>
-          </w:p>
-        </w:tc>
-        <w:tc>
-          <w:tcPr>
-            <w:tcW w:w="1300" w:type="dxa"/>
+                <w:sz w:val="18"/>
+                <w:szCs w:val="18"/>
+              </w:rPr>
+              <w:t>序号</w:t>
+            </w:r>
+          </w:p>
+        </w:tc>
+        <w:tc>
+          <w:tcPr>
+            <w:tcW w:w="951" w:type="dxa"/>
             <w:tcBorders>
               <w:top w:val="single" w:sz="1" w:space="0" w:color="000000"/>
               <w:left w:val="single" w:sz="1" w:space="0" w:color="000000"/>
@@ -830,46 +773,29 @@
             <w:pPr>
               <w:spacing w:before="60" w:after="60"/>
               <w:jc w:val="center"/>
-            </w:pPr>
-            <w:r>
               <w:rPr>
                 <w:b/>
                 <w:bCs/>
                 <w:color w:val="FFFFFF"/>
-              </w:rPr>
-              <w:t>型号</w:t>
-            </w:r>
-          </w:p>
-        </w:tc>
-        <w:tc>
-          <w:tcPr>
-            <w:tcW w:w="2300" w:type="dxa"/>
-            <w:tcBorders>
-              <w:top w:val="single" w:sz="1" w:space="0" w:color="000000"/>
-              <w:left w:val="single" w:sz="1" w:space="0" w:color="000000"/>
-              <w:bottom w:val="single" w:sz="1" w:space="0" w:color="000000"/>
-              <w:right w:val="single" w:sz="1" w:space="0" w:color="000000"/>
-            </w:tcBorders>
-            <w:shd w:val="clear" w:color="auto" w:fill="1F4E79"/>
-          </w:tcPr>
-          <w:p>
-            <w:pPr>
-              <w:spacing w:before="60" w:after="60"/>
-              <w:jc w:val="center"/>
+                <w:sz w:val="18"/>
+                <w:szCs w:val="18"/>
+              </w:rPr>
             </w:pPr>
             <w:r>
               <w:rPr>
                 <w:b/>
                 <w:bCs/>
                 <w:color w:val="FFFFFF"/>
-              </w:rPr>
-              <w:t>规格参数</w:t>
-            </w:r>
-          </w:p>
-        </w:tc>
-        <w:tc>
-          <w:tcPr>
-            <w:tcW w:w="600" w:type="dxa"/>
+                <w:sz w:val="18"/>
+                <w:szCs w:val="18"/>
+              </w:rPr>
+              <w:t>产品名称</w:t>
+            </w:r>
+          </w:p>
+        </w:tc>
+        <w:tc>
+          <w:tcPr>
+            <w:tcW w:w="992" w:type="dxa"/>
             <w:tcBorders>
               <w:top w:val="single" w:sz="1" w:space="0" w:color="000000"/>
               <w:left w:val="single" w:sz="1" w:space="0" w:color="000000"/>
@@ -882,46 +808,29 @@
             <w:pPr>
               <w:spacing w:before="60" w:after="60"/>
               <w:jc w:val="center"/>
-            </w:pPr>
-            <w:r>
               <w:rPr>
                 <w:b/>
                 <w:bCs/>
                 <w:color w:val="FFFFFF"/>
-              </w:rPr>
-              <w:t>品牌</w:t>
-            </w:r>
-          </w:p>
-        </w:tc>
-        <w:tc>
-          <w:tcPr>
-            <w:tcW w:w="500" w:type="dxa"/>
-            <w:tcBorders>
-              <w:top w:val="single" w:sz="1" w:space="0" w:color="000000"/>
-              <w:left w:val="single" w:sz="1" w:space="0" w:color="000000"/>
-              <w:bottom w:val="single" w:sz="1" w:space="0" w:color="000000"/>
-              <w:right w:val="single" w:sz="1" w:space="0" w:color="000000"/>
-            </w:tcBorders>
-            <w:shd w:val="clear" w:color="auto" w:fill="1F4E79"/>
-          </w:tcPr>
-          <w:p>
-            <w:pPr>
-              <w:spacing w:before="60" w:after="60"/>
-              <w:jc w:val="center"/>
+                <w:sz w:val="18"/>
+                <w:szCs w:val="18"/>
+              </w:rPr>
             </w:pPr>
             <w:r>
               <w:rPr>
                 <w:b/>
                 <w:bCs/>
                 <w:color w:val="FFFFFF"/>
-              </w:rPr>
-              <w:t>数量</w:t>
-            </w:r>
-          </w:p>
-        </w:tc>
-        <w:tc>
-          <w:tcPr>
-            <w:tcW w:w="1100" w:type="dxa"/>
+                <w:sz w:val="18"/>
+                <w:szCs w:val="18"/>
+              </w:rPr>
+              <w:t>型号</w:t>
+            </w:r>
+          </w:p>
+        </w:tc>
+        <w:tc>
+          <w:tcPr>
+            <w:tcW w:w="2410" w:type="dxa"/>
             <w:tcBorders>
               <w:top w:val="single" w:sz="1" w:space="0" w:color="000000"/>
               <w:left w:val="single" w:sz="1" w:space="0" w:color="000000"/>
@@ -934,46 +843,29 @@
             <w:pPr>
               <w:spacing w:before="60" w:after="60"/>
               <w:jc w:val="center"/>
-            </w:pPr>
-            <w:r>
               <w:rPr>
                 <w:b/>
                 <w:bCs/>
                 <w:color w:val="FFFFFF"/>
-              </w:rPr>
-              <w:t>零售单价</w:t>
-            </w:r>
-          </w:p>
-        </w:tc>
-        <w:tc>
-          <w:tcPr>
-            <w:tcW w:w="700" w:type="dxa"/>
-            <w:tcBorders>
-              <w:top w:val="single" w:sz="1" w:space="0" w:color="000000"/>
-              <w:left w:val="single" w:sz="1" w:space="0" w:color="000000"/>
-              <w:bottom w:val="single" w:sz="1" w:space="0" w:color="000000"/>
-              <w:right w:val="single" w:sz="1" w:space="0" w:color="000000"/>
-            </w:tcBorders>
-            <w:shd w:val="clear" w:color="auto" w:fill="1F4E79"/>
-          </w:tcPr>
-          <w:p>
-            <w:pPr>
-              <w:spacing w:before="60" w:after="60"/>
-              <w:jc w:val="center"/>
+                <w:sz w:val="18"/>
+                <w:szCs w:val="18"/>
+              </w:rPr>
             </w:pPr>
             <w:r>
               <w:rPr>
                 <w:b/>
                 <w:bCs/>
                 <w:color w:val="FFFFFF"/>
-              </w:rPr>
-              <w:t>折扣率</w:t>
-            </w:r>
-          </w:p>
-        </w:tc>
-        <w:tc>
-          <w:tcPr>
-            <w:tcW w:w="1989" w:type="dxa"/>
+                <w:sz w:val="18"/>
+                <w:szCs w:val="18"/>
+              </w:rPr>
+              <w:t>规格参数</w:t>
+            </w:r>
+          </w:p>
+        </w:tc>
+        <w:tc>
+          <w:tcPr>
+            <w:tcW w:w="414" w:type="dxa"/>
             <w:tcBorders>
               <w:top w:val="single" w:sz="1" w:space="0" w:color="000000"/>
               <w:left w:val="single" w:sz="1" w:space="0" w:color="000000"/>
@@ -986,28 +878,232 @@
             <w:pPr>
               <w:spacing w:before="60" w:after="60"/>
               <w:jc w:val="center"/>
-            </w:pPr>
-            <w:r>
               <w:rPr>
                 <w:b/>
                 <w:bCs/>
                 <w:color w:val="FFFFFF"/>
+                <w:sz w:val="18"/>
+                <w:szCs w:val="18"/>
+              </w:rPr>
+            </w:pPr>
+            <w:r>
+              <w:rPr>
+                <w:b/>
+                <w:bCs/>
+                <w:color w:val="FFFFFF"/>
+                <w:sz w:val="18"/>
+                <w:szCs w:val="18"/>
+              </w:rPr>
+              <w:t>品牌</w:t>
+            </w:r>
+          </w:p>
+        </w:tc>
+        <w:tc>
+          <w:tcPr>
+            <w:tcW w:w="467" w:type="dxa"/>
+            <w:tcBorders>
+              <w:top w:val="single" w:sz="1" w:space="0" w:color="000000"/>
+              <w:left w:val="single" w:sz="1" w:space="0" w:color="000000"/>
+              <w:bottom w:val="single" w:sz="1" w:space="0" w:color="000000"/>
+              <w:right w:val="single" w:sz="1" w:space="0" w:color="000000"/>
+            </w:tcBorders>
+            <w:shd w:val="clear" w:color="auto" w:fill="1F4E79"/>
+          </w:tcPr>
+          <w:p>
+            <w:pPr>
+              <w:spacing w:before="60" w:after="60"/>
+              <w:jc w:val="center"/>
+              <w:rPr>
+                <w:b/>
+                <w:bCs/>
+                <w:color w:val="FFFFFF"/>
+                <w:sz w:val="18"/>
+                <w:szCs w:val="18"/>
+              </w:rPr>
+            </w:pPr>
+            <w:r>
+              <w:rPr>
+                <w:b/>
+                <w:bCs/>
+                <w:color w:val="FFFFFF"/>
+                <w:sz w:val="18"/>
+                <w:szCs w:val="18"/>
+              </w:rPr>
+              <w:t>数量</w:t>
+            </w:r>
+          </w:p>
+        </w:tc>
+        <w:tc>
+          <w:tcPr>
+            <w:tcW w:w="853" w:type="dxa"/>
+            <w:tcBorders>
+              <w:top w:val="single" w:sz="1" w:space="0" w:color="000000"/>
+              <w:left w:val="single" w:sz="1" w:space="0" w:color="000000"/>
+              <w:bottom w:val="single" w:sz="1" w:space="0" w:color="000000"/>
+              <w:right w:val="single" w:sz="1" w:space="0" w:color="000000"/>
+            </w:tcBorders>
+            <w:shd w:val="clear" w:color="auto" w:fill="1F4E79"/>
+          </w:tcPr>
+          <w:p>
+            <w:pPr>
+              <w:spacing w:before="60" w:after="60"/>
+              <w:jc w:val="center"/>
+              <w:rPr>
+                <w:b/>
+                <w:bCs/>
+                <w:color w:val="FFFFFF"/>
+                <w:sz w:val="18"/>
+                <w:szCs w:val="18"/>
+              </w:rPr>
+            </w:pPr>
+            <w:r>
+              <w:rPr>
+                <w:b/>
+                <w:bCs/>
+                <w:color w:val="FFFFFF"/>
+                <w:sz w:val="18"/>
+                <w:szCs w:val="18"/>
+              </w:rPr>
+              <w:t>零售单价</w:t>
+            </w:r>
+          </w:p>
+        </w:tc>
+        <w:tc>
+          <w:tcPr>
+            <w:tcW w:w="523" w:type="dxa"/>
+            <w:tcBorders>
+              <w:top w:val="single" w:sz="1" w:space="0" w:color="000000"/>
+              <w:left w:val="single" w:sz="1" w:space="0" w:color="000000"/>
+              <w:bottom w:val="single" w:sz="1" w:space="0" w:color="000000"/>
+              <w:right w:val="single" w:sz="1" w:space="0" w:color="000000"/>
+            </w:tcBorders>
+            <w:shd w:val="clear" w:color="auto" w:fill="1F4E79"/>
+          </w:tcPr>
+          <w:p>
+            <w:pPr>
+              <w:spacing w:before="60" w:after="60"/>
+              <w:jc w:val="center"/>
+              <w:rPr>
+                <w:b/>
+                <w:bCs/>
+                <w:color w:val="FFFFFF"/>
+                <w:sz w:val="18"/>
+                <w:szCs w:val="18"/>
+              </w:rPr>
+            </w:pPr>
+            <w:r>
+              <w:rPr>
+                <w:b/>
+                <w:bCs/>
+                <w:color w:val="FFFFFF"/>
+                <w:sz w:val="18"/>
+                <w:szCs w:val="18"/>
+              </w:rPr>
+              <w:t>折扣率</w:t>
+            </w:r>
+          </w:p>
+        </w:tc>
+        <w:tc>
+          <w:tcPr>
+            <w:tcW w:w="1100" w:type="dxa"/>
+            <w:tcBorders>
+              <w:top w:val="single" w:sz="1" w:space="0" w:color="000000"/>
+              <w:left w:val="single" w:sz="1" w:space="0" w:color="000000"/>
+              <w:bottom w:val="single" w:sz="1" w:space="0" w:color="000000"/>
+              <w:right w:val="single" w:sz="1" w:space="0" w:color="000000"/>
+            </w:tcBorders>
+            <w:shd w:val="clear" w:color="auto" w:fill="153F70"/>
+          </w:tcPr>
+          <w:p>
+            <w:pPr>
+              <w:spacing w:before="60" w:after="60"/>
+              <w:jc w:val="center"/>
+              <w:rPr>
+                <w:b/>
+                <w:bCs/>
+                <w:color w:val="FFFFFF"/>
+                <w:sz w:val="18"/>
+                <w:szCs w:val="18"/>
+              </w:rPr>
+            </w:pPr>
+            <w:r>
+              <w:rPr>
+                <w:b/>
+                <w:bCs/>
+                <w:color w:val="FFFFFF"/>
+                <w:sz w:val="18"/>
+                <w:szCs w:val="18"/>
               </w:rPr>
               <w:t>批准单价</w:t>
+            </w:r>
+          </w:p>
+        </w:tc>
+        <w:tc>
+          <w:tcPr>
+            <w:tcW w:w="1134" w:type="dxa"/>
+            <w:shd w:val="clear" w:color="auto" w:fill="153F70"/>
+          </w:tcPr>
+          <w:p>
+            <w:pPr>
+              <w:spacing w:before="60" w:after="60"/>
+              <w:jc w:val="center"/>
+              <w:rPr>
+                <w:rFonts w:hint="eastAsia"/>
+                <w:b/>
+                <w:bCs/>
+                <w:color w:val="FFFFFF"/>
+                <w:sz w:val="18"/>
+                <w:szCs w:val="18"/>
+              </w:rPr>
+            </w:pPr>
+            <w:r>
+              <w:rPr>
+                <w:rFonts w:hint="eastAsia"/>
+                <w:b/>
+                <w:bCs/>
+                <w:color w:val="FFFFFF"/>
+                <w:sz w:val="18"/>
+                <w:szCs w:val="18"/>
+              </w:rPr>
+              <w:t>批价总价</w:t>
+            </w:r>
+          </w:p>
+        </w:tc>
+        <w:tc>
+          <w:tcPr>
+            <w:tcW w:w="1134" w:type="dxa"/>
+            <w:shd w:val="clear" w:color="auto" w:fill="153F70"/>
+          </w:tcPr>
+          <w:p>
+            <w:pPr>
+              <w:spacing w:before="60" w:after="60"/>
+              <w:jc w:val="center"/>
+              <w:rPr>
+                <w:b/>
+                <w:bCs/>
+                <w:color w:val="FFFFFF"/>
+                <w:sz w:val="18"/>
+                <w:szCs w:val="18"/>
+              </w:rPr>
+            </w:pPr>
+            <w:r>
+              <w:rPr>
+                <w:rFonts w:hint="eastAsia"/>
+                <w:b/>
+                <w:bCs/>
+                <w:color w:val="FFFFFF"/>
+                <w:sz w:val="18"/>
+                <w:szCs w:val="18"/>
+              </w:rPr>
+              <w:t>产品编码</w:t>
             </w:r>
           </w:p>
         </w:tc>
       </w:tr>
       <w:tr>
-        <w:tblPrEx>
-          <w:tblCellMar>
-            <w:top w:w="0" w:type="dxa"/>
-            <w:bottom w:w="0" w:type="dxa"/>
-          </w:tblCellMar>
-        </w:tblPrEx>
-        <w:tc>
-          <w:tcPr>
-            <w:tcW w:w="500" w:type="dxa"/>
+        <w:tc>
+          <w:tcPr>
+            <w:tcW w:w="466" w:type="dxa"/>
             <w:tcBorders>
               <w:top w:val="single" w:sz="1" w:space="0" w:color="000000"/>
               <w:left w:val="single" w:sz="1" w:space="0" w:color="000000"/>
@@ -1019,6 +1115,10 @@
             <w:pPr>
               <w:spacing w:before="40" w:after="40"/>
               <w:jc w:val="center"/>
+              <w:rPr>
+                <w:sz w:val="18"/>
+                <w:szCs w:val="18"/>
+              </w:rPr>
             </w:pPr>
             <w:r>
               <w:rPr>
@@ -1031,17 +1131,21 @@
         </w:tc>
         <w:tc>
           <w:tcPr>
-            <w:tcW w:w="1500" w:type="dxa"/>
-            <w:tcBorders>
-              <w:top w:val="single" w:sz="1" w:space="0" w:color="000000"/>
-              <w:left w:val="single" w:sz="1" w:space="0" w:color="000000"/>
-              <w:bottom w:val="single" w:sz="1" w:space="0" w:color="000000"/>
-              <w:right w:val="single" w:sz="1" w:space="0" w:color="000000"/>
-            </w:tcBorders>
-          </w:tcPr>
-          <w:p>
-            <w:pPr>
-              <w:spacing w:before="40" w:after="40"/>
+            <w:tcW w:w="951" w:type="dxa"/>
+            <w:tcBorders>
+              <w:top w:val="single" w:sz="1" w:space="0" w:color="000000"/>
+              <w:left w:val="single" w:sz="1" w:space="0" w:color="000000"/>
+              <w:bottom w:val="single" w:sz="1" w:space="0" w:color="000000"/>
+              <w:right w:val="single" w:sz="1" w:space="0" w:color="000000"/>
+            </w:tcBorders>
+          </w:tcPr>
+          <w:p>
+            <w:pPr>
+              <w:spacing w:before="40" w:after="40"/>
+              <w:rPr>
+                <w:sz w:val="18"/>
+                <w:szCs w:val="18"/>
+              </w:rPr>
             </w:pPr>
             <w:r>
               <w:rPr>
@@ -1054,17 +1158,21 @@
         </w:tc>
         <w:tc>
           <w:tcPr>
-            <w:tcW w:w="1300" w:type="dxa"/>
-            <w:tcBorders>
-              <w:top w:val="single" w:sz="1" w:space="0" w:color="000000"/>
-              <w:left w:val="single" w:sz="1" w:space="0" w:color="000000"/>
-              <w:bottom w:val="single" w:sz="1" w:space="0" w:color="000000"/>
-              <w:right w:val="single" w:sz="1" w:space="0" w:color="000000"/>
-            </w:tcBorders>
-          </w:tcPr>
-          <w:p>
-            <w:pPr>
-              <w:spacing w:before="40" w:after="40"/>
+            <w:tcW w:w="992" w:type="dxa"/>
+            <w:tcBorders>
+              <w:top w:val="single" w:sz="1" w:space="0" w:color="000000"/>
+              <w:left w:val="single" w:sz="1" w:space="0" w:color="000000"/>
+              <w:bottom w:val="single" w:sz="1" w:space="0" w:color="000000"/>
+              <w:right w:val="single" w:sz="1" w:space="0" w:color="000000"/>
+            </w:tcBorders>
+          </w:tcPr>
+          <w:p>
+            <w:pPr>
+              <w:spacing w:before="40" w:after="40"/>
+              <w:rPr>
+                <w:sz w:val="18"/>
+                <w:szCs w:val="18"/>
+              </w:rPr>
             </w:pPr>
             <w:r>
               <w:rPr>
@@ -1077,17 +1185,21 @@
         </w:tc>
         <w:tc>
           <w:tcPr>
-            <w:tcW w:w="2300" w:type="dxa"/>
-            <w:tcBorders>
-              <w:top w:val="single" w:sz="1" w:space="0" w:color="000000"/>
-              <w:left w:val="single" w:sz="1" w:space="0" w:color="000000"/>
-              <w:bottom w:val="single" w:sz="1" w:space="0" w:color="000000"/>
-              <w:right w:val="single" w:sz="1" w:space="0" w:color="000000"/>
-            </w:tcBorders>
-          </w:tcPr>
-          <w:p>
-            <w:pPr>
-              <w:spacing w:before="40" w:after="40"/>
+            <w:tcW w:w="2410" w:type="dxa"/>
+            <w:tcBorders>
+              <w:top w:val="single" w:sz="1" w:space="0" w:color="000000"/>
+              <w:left w:val="single" w:sz="1" w:space="0" w:color="000000"/>
+              <w:bottom w:val="single" w:sz="1" w:space="0" w:color="000000"/>
+              <w:right w:val="single" w:sz="1" w:space="0" w:color="000000"/>
+            </w:tcBorders>
+          </w:tcPr>
+          <w:p>
+            <w:pPr>
+              <w:spacing w:before="40" w:after="40"/>
+              <w:rPr>
+                <w:sz w:val="18"/>
+                <w:szCs w:val="18"/>
+              </w:rPr>
             </w:pPr>
             <w:r>
               <w:rPr>
@@ -1100,17 +1212,21 @@
         </w:tc>
         <w:tc>
           <w:tcPr>
-            <w:tcW w:w="600" w:type="dxa"/>
-            <w:tcBorders>
-              <w:top w:val="single" w:sz="1" w:space="0" w:color="000000"/>
-              <w:left w:val="single" w:sz="1" w:space="0" w:color="000000"/>
-              <w:bottom w:val="single" w:sz="1" w:space="0" w:color="000000"/>
-              <w:right w:val="single" w:sz="1" w:space="0" w:color="000000"/>
-            </w:tcBorders>
-          </w:tcPr>
-          <w:p>
-            <w:pPr>
-              <w:spacing w:before="40" w:after="40"/>
+            <w:tcW w:w="414" w:type="dxa"/>
+            <w:tcBorders>
+              <w:top w:val="single" w:sz="1" w:space="0" w:color="000000"/>
+              <w:left w:val="single" w:sz="1" w:space="0" w:color="000000"/>
+              <w:bottom w:val="single" w:sz="1" w:space="0" w:color="000000"/>
+              <w:right w:val="single" w:sz="1" w:space="0" w:color="000000"/>
+            </w:tcBorders>
+          </w:tcPr>
+          <w:p>
+            <w:pPr>
+              <w:spacing w:before="40" w:after="40"/>
+              <w:rPr>
+                <w:sz w:val="18"/>
+                <w:szCs w:val="18"/>
+              </w:rPr>
             </w:pPr>
             <w:r>
               <w:rPr>
@@ -1123,7 +1239,7 @@
         </w:tc>
         <w:tc>
           <w:tcPr>
-            <w:tcW w:w="500" w:type="dxa"/>
+            <w:tcW w:w="467" w:type="dxa"/>
             <w:tcBorders>
               <w:top w:val="single" w:sz="1" w:space="0" w:color="000000"/>
               <w:left w:val="single" w:sz="1" w:space="0" w:color="000000"/>
@@ -1135,6 +1251,10 @@
             <w:pPr>
               <w:spacing w:before="40" w:after="40"/>
               <w:jc w:val="center"/>
+              <w:rPr>
+                <w:sz w:val="18"/>
+                <w:szCs w:val="18"/>
+              </w:rPr>
             </w:pPr>
             <w:r>
               <w:rPr>
@@ -1147,6 +1267,62 @@
         </w:tc>
         <w:tc>
           <w:tcPr>
+            <w:tcW w:w="853" w:type="dxa"/>
+            <w:tcBorders>
+              <w:top w:val="single" w:sz="1" w:space="0" w:color="000000"/>
+              <w:left w:val="single" w:sz="1" w:space="0" w:color="000000"/>
+              <w:bottom w:val="single" w:sz="1" w:space="0" w:color="000000"/>
+              <w:right w:val="single" w:sz="1" w:space="0" w:color="000000"/>
+            </w:tcBorders>
+          </w:tcPr>
+          <w:p>
+            <w:pPr>
+              <w:spacing w:before="40" w:after="40"/>
+              <w:jc w:val="right"/>
+              <w:rPr>
+                <w:sz w:val="18"/>
+                <w:szCs w:val="18"/>
+              </w:rPr>
+            </w:pPr>
+            <w:r>
+              <w:rPr>
+                <w:sz w:val="18"/>
+                <w:szCs w:val="18"/>
+              </w:rPr>
+              <w:t>¥48,000.00</w:t>
+            </w:r>
+          </w:p>
+        </w:tc>
+        <w:tc>
+          <w:tcPr>
+            <w:tcW w:w="523" w:type="dxa"/>
+            <w:tcBorders>
+              <w:top w:val="single" w:sz="1" w:space="0" w:color="000000"/>
+              <w:left w:val="single" w:sz="1" w:space="0" w:color="000000"/>
+              <w:bottom w:val="single" w:sz="1" w:space="0" w:color="000000"/>
+              <w:right w:val="single" w:sz="1" w:space="0" w:color="000000"/>
+            </w:tcBorders>
+          </w:tcPr>
+          <w:p>
+            <w:pPr>
+              <w:spacing w:before="40" w:after="40"/>
+              <w:jc w:val="center"/>
+              <w:rPr>
+                <w:sz w:val="18"/>
+                <w:szCs w:val="18"/>
+              </w:rPr>
+            </w:pPr>
+            <w:r>
+              <w:rPr>
+                <w:sz w:val="18"/>
+                <w:szCs w:val="18"/>
+              </w:rPr>
+              <w:t>45%</w:t>
+            </w:r>
+          </w:p>
+        </w:tc>
+        <w:tc>
+          <w:tcPr>
             <w:tcW w:w="1100" w:type="dxa"/>
             <w:tcBorders>
               <w:top w:val="single" w:sz="1" w:space="0" w:color="000000"/>
@@ -1159,54 +1335,33 @@
             <w:pPr>
               <w:spacing w:before="40" w:after="40"/>
               <w:jc w:val="right"/>
-            </w:pPr>
-            <w:r>
-              <w:rPr>
-                <w:sz w:val="18"/>
-                <w:szCs w:val="18"/>
-              </w:rPr>
-              <w:t>¥48,000.00</w:t>
-            </w:r>
-          </w:p>
-        </w:tc>
-        <w:tc>
-          <w:tcPr>
-            <w:tcW w:w="700" w:type="dxa"/>
-            <w:tcBorders>
-              <w:top w:val="single" w:sz="1" w:space="0" w:color="000000"/>
-              <w:left w:val="single" w:sz="1" w:space="0" w:color="000000"/>
-              <w:bottom w:val="single" w:sz="1" w:space="0" w:color="000000"/>
-              <w:right w:val="single" w:sz="1" w:space="0" w:color="000000"/>
-            </w:tcBorders>
-          </w:tcPr>
-          <w:p>
-            <w:pPr>
-              <w:spacing w:before="40" w:after="40"/>
-              <w:jc w:val="center"/>
-            </w:pPr>
-            <w:r>
-              <w:rPr>
-                <w:sz w:val="18"/>
-                <w:szCs w:val="18"/>
-              </w:rPr>
-              <w:t>45%</w:t>
-            </w:r>
-          </w:p>
-        </w:tc>
-        <w:tc>
-          <w:tcPr>
-            <w:tcW w:w="1989" w:type="dxa"/>
-            <w:tcBorders>
-              <w:top w:val="single" w:sz="1" w:space="0" w:color="000000"/>
-              <w:left w:val="single" w:sz="1" w:space="0" w:color="000000"/>
-              <w:bottom w:val="single" w:sz="1" w:space="0" w:color="000000"/>
-              <w:right w:val="single" w:sz="1" w:space="0" w:color="000000"/>
-            </w:tcBorders>
+              <w:rPr>
+                <w:sz w:val="18"/>
+                <w:szCs w:val="18"/>
+              </w:rPr>
+            </w:pPr>
+            <w:r>
+              <w:rPr>
+                <w:sz w:val="18"/>
+                <w:szCs w:val="18"/>
+              </w:rPr>
+              <w:t>¥21,600.00</w:t>
+            </w:r>
+          </w:p>
+        </w:tc>
+        <w:tc>
+          <w:tcPr>
+            <w:tcW w:w="1134" w:type="dxa"/>
           </w:tcPr>
           <w:p>
             <w:pPr>
               <w:spacing w:before="40" w:after="40"/>
               <w:jc w:val="right"/>
+              <w:rPr>
+                <w:rFonts w:hint="eastAsia"/>
+                <w:sz w:val="18"/>
+                <w:szCs w:val="18"/>
+              </w:rPr>
             </w:pPr>
             <w:r>
               <w:rPr>
@@ -1214,20 +1369,37 @@
                 <w:szCs w:val="18"/>
               </w:rPr>
               <w:t>¥21,600.00</w:t>
+            </w:r>
+          </w:p>
+        </w:tc>
+        <w:tc>
+          <w:tcPr>
+            <w:tcW w:w="1134" w:type="dxa"/>
+          </w:tcPr>
+          <w:p>
+            <w:pPr>
+              <w:spacing w:before="40" w:after="40"/>
+              <w:jc w:val="right"/>
+              <w:rPr>
+                <w:sz w:val="18"/>
+                <w:szCs w:val="18"/>
+              </w:rPr>
+            </w:pPr>
+            <w:r>
+              <w:rPr>
+                <w:rFonts w:hint="eastAsia"/>
+                <w:sz w:val="18"/>
+                <w:szCs w:val="18"/>
+              </w:rPr>
+              <w:t>MN21302</w:t>
             </w:r>
           </w:p>
         </w:tc>
       </w:tr>
       <w:tr>
-        <w:tblPrEx>
-          <w:tblCellMar>
-            <w:top w:w="0" w:type="dxa"/>
-            <w:bottom w:w="0" w:type="dxa"/>
-          </w:tblCellMar>
-        </w:tblPrEx>
-        <w:tc>
-          <w:tcPr>
-            <w:tcW w:w="500" w:type="dxa"/>
+        <w:tc>
+          <w:tcPr>
+            <w:tcW w:w="466" w:type="dxa"/>
             <w:tcBorders>
               <w:top w:val="single" w:sz="1" w:space="0" w:color="000000"/>
               <w:left w:val="single" w:sz="1" w:space="0" w:color="000000"/>
@@ -1239,6 +1411,10 @@
             <w:pPr>
               <w:spacing w:before="40" w:after="40"/>
               <w:jc w:val="center"/>
+              <w:rPr>
+                <w:sz w:val="18"/>
+                <w:szCs w:val="18"/>
+              </w:rPr>
             </w:pPr>
             <w:r>
               <w:rPr>
@@ -1251,17 +1427,21 @@
         </w:tc>
         <w:tc>
           <w:tcPr>
-            <w:tcW w:w="1500" w:type="dxa"/>
-            <w:tcBorders>
-              <w:top w:val="single" w:sz="1" w:space="0" w:color="000000"/>
-              <w:left w:val="single" w:sz="1" w:space="0" w:color="000000"/>
-              <w:bottom w:val="single" w:sz="1" w:space="0" w:color="000000"/>
-              <w:right w:val="single" w:sz="1" w:space="0" w:color="000000"/>
-            </w:tcBorders>
-          </w:tcPr>
-          <w:p>
-            <w:pPr>
-              <w:spacing w:before="40" w:after="40"/>
+            <w:tcW w:w="951" w:type="dxa"/>
+            <w:tcBorders>
+              <w:top w:val="single" w:sz="1" w:space="0" w:color="000000"/>
+              <w:left w:val="single" w:sz="1" w:space="0" w:color="000000"/>
+              <w:bottom w:val="single" w:sz="1" w:space="0" w:color="000000"/>
+              <w:right w:val="single" w:sz="1" w:space="0" w:color="000000"/>
+            </w:tcBorders>
+          </w:tcPr>
+          <w:p>
+            <w:pPr>
+              <w:spacing w:before="40" w:after="40"/>
+              <w:rPr>
+                <w:sz w:val="18"/>
+                <w:szCs w:val="18"/>
+              </w:rPr>
             </w:pPr>
             <w:r>
               <w:rPr>
@@ -1274,17 +1454,21 @@
         </w:tc>
         <w:tc>
           <w:tcPr>
-            <w:tcW w:w="1300" w:type="dxa"/>
-            <w:tcBorders>
-              <w:top w:val="single" w:sz="1" w:space="0" w:color="000000"/>
-              <w:left w:val="single" w:sz="1" w:space="0" w:color="000000"/>
-              <w:bottom w:val="single" w:sz="1" w:space="0" w:color="000000"/>
-              <w:right w:val="single" w:sz="1" w:space="0" w:color="000000"/>
-            </w:tcBorders>
-          </w:tcPr>
-          <w:p>
-            <w:pPr>
-              <w:spacing w:before="40" w:after="40"/>
+            <w:tcW w:w="992" w:type="dxa"/>
+            <w:tcBorders>
+              <w:top w:val="single" w:sz="1" w:space="0" w:color="000000"/>
+              <w:left w:val="single" w:sz="1" w:space="0" w:color="000000"/>
+              <w:bottom w:val="single" w:sz="1" w:space="0" w:color="000000"/>
+              <w:right w:val="single" w:sz="1" w:space="0" w:color="000000"/>
+            </w:tcBorders>
+          </w:tcPr>
+          <w:p>
+            <w:pPr>
+              <w:spacing w:before="40" w:after="40"/>
+              <w:rPr>
+                <w:sz w:val="18"/>
+                <w:szCs w:val="18"/>
+              </w:rPr>
             </w:pPr>
             <w:r>
               <w:rPr>
@@ -1297,17 +1481,21 @@
         </w:tc>
         <w:tc>
           <w:tcPr>
-            <w:tcW w:w="2300" w:type="dxa"/>
-            <w:tcBorders>
-              <w:top w:val="single" w:sz="1" w:space="0" w:color="000000"/>
-              <w:left w:val="single" w:sz="1" w:space="0" w:color="000000"/>
-              <w:bottom w:val="single" w:sz="1" w:space="0" w:color="000000"/>
-              <w:right w:val="single" w:sz="1" w:space="0" w:color="000000"/>
-            </w:tcBorders>
-          </w:tcPr>
-          <w:p>
-            <w:pPr>
-              <w:spacing w:before="40" w:after="40"/>
+            <w:tcW w:w="2410" w:type="dxa"/>
+            <w:tcBorders>
+              <w:top w:val="single" w:sz="1" w:space="0" w:color="000000"/>
+              <w:left w:val="single" w:sz="1" w:space="0" w:color="000000"/>
+              <w:bottom w:val="single" w:sz="1" w:space="0" w:color="000000"/>
+              <w:right w:val="single" w:sz="1" w:space="0" w:color="000000"/>
+            </w:tcBorders>
+          </w:tcPr>
+          <w:p>
+            <w:pPr>
+              <w:spacing w:before="40" w:after="40"/>
+              <w:rPr>
+                <w:sz w:val="18"/>
+                <w:szCs w:val="18"/>
+              </w:rPr>
             </w:pPr>
             <w:r>
               <w:rPr>
@@ -1320,17 +1508,21 @@
         </w:tc>
         <w:tc>
           <w:tcPr>
-            <w:tcW w:w="600" w:type="dxa"/>
-            <w:tcBorders>
-              <w:top w:val="single" w:sz="1" w:space="0" w:color="000000"/>
-              <w:left w:val="single" w:sz="1" w:space="0" w:color="000000"/>
-              <w:bottom w:val="single" w:sz="1" w:space="0" w:color="000000"/>
-              <w:right w:val="single" w:sz="1" w:space="0" w:color="000000"/>
-            </w:tcBorders>
-          </w:tcPr>
-          <w:p>
-            <w:pPr>
-              <w:spacing w:before="40" w:after="40"/>
+            <w:tcW w:w="414" w:type="dxa"/>
+            <w:tcBorders>
+              <w:top w:val="single" w:sz="1" w:space="0" w:color="000000"/>
+              <w:left w:val="single" w:sz="1" w:space="0" w:color="000000"/>
+              <w:bottom w:val="single" w:sz="1" w:space="0" w:color="000000"/>
+              <w:right w:val="single" w:sz="1" w:space="0" w:color="000000"/>
+            </w:tcBorders>
+          </w:tcPr>
+          <w:p>
+            <w:pPr>
+              <w:spacing w:before="40" w:after="40"/>
+              <w:rPr>
+                <w:sz w:val="18"/>
+                <w:szCs w:val="18"/>
+              </w:rPr>
             </w:pPr>
             <w:r>
               <w:rPr>
@@ -1343,7 +1535,7 @@
         </w:tc>
         <w:tc>
           <w:tcPr>
-            <w:tcW w:w="500" w:type="dxa"/>
+            <w:tcW w:w="467" w:type="dxa"/>
             <w:tcBorders>
               <w:top w:val="single" w:sz="1" w:space="0" w:color="000000"/>
               <w:left w:val="single" w:sz="1" w:space="0" w:color="000000"/>
@@ -1355,6 +1547,10 @@
             <w:pPr>
               <w:spacing w:before="40" w:after="40"/>
               <w:jc w:val="center"/>
+              <w:rPr>
+                <w:sz w:val="18"/>
+                <w:szCs w:val="18"/>
+              </w:rPr>
             </w:pPr>
             <w:r>
               <w:rPr>
@@ -1367,6 +1563,62 @@
         </w:tc>
         <w:tc>
           <w:tcPr>
+            <w:tcW w:w="853" w:type="dxa"/>
+            <w:tcBorders>
+              <w:top w:val="single" w:sz="1" w:space="0" w:color="000000"/>
+              <w:left w:val="single" w:sz="1" w:space="0" w:color="000000"/>
+              <w:bottom w:val="single" w:sz="1" w:space="0" w:color="000000"/>
+              <w:right w:val="single" w:sz="1" w:space="0" w:color="000000"/>
+            </w:tcBorders>
+          </w:tcPr>
+          <w:p>
+            <w:pPr>
+              <w:spacing w:before="40" w:after="40"/>
+              <w:jc w:val="right"/>
+              <w:rPr>
+                <w:sz w:val="18"/>
+                <w:szCs w:val="18"/>
+              </w:rPr>
+            </w:pPr>
+            <w:r>
+              <w:rPr>
+                <w:sz w:val="18"/>
+                <w:szCs w:val="18"/>
+              </w:rPr>
+              <w:t>¥10,760.00</w:t>
+            </w:r>
+          </w:p>
+        </w:tc>
+        <w:tc>
+          <w:tcPr>
+            <w:tcW w:w="523" w:type="dxa"/>
+            <w:tcBorders>
+              <w:top w:val="single" w:sz="1" w:space="0" w:color="000000"/>
+              <w:left w:val="single" w:sz="1" w:space="0" w:color="000000"/>
+              <w:bottom w:val="single" w:sz="1" w:space="0" w:color="000000"/>
+              <w:right w:val="single" w:sz="1" w:space="0" w:color="000000"/>
+            </w:tcBorders>
+          </w:tcPr>
+          <w:p>
+            <w:pPr>
+              <w:spacing w:before="40" w:after="40"/>
+              <w:jc w:val="center"/>
+              <w:rPr>
+                <w:sz w:val="18"/>
+                <w:szCs w:val="18"/>
+              </w:rPr>
+            </w:pPr>
+            <w:r>
+              <w:rPr>
+                <w:sz w:val="18"/>
+                <w:szCs w:val="18"/>
+              </w:rPr>
+              <w:t>45%</w:t>
+            </w:r>
+          </w:p>
+        </w:tc>
+        <w:tc>
+          <w:tcPr>
             <w:tcW w:w="1100" w:type="dxa"/>
             <w:tcBorders>
               <w:top w:val="single" w:sz="1" w:space="0" w:color="000000"/>
@@ -1379,54 +1631,33 @@
             <w:pPr>
               <w:spacing w:before="40" w:after="40"/>
               <w:jc w:val="right"/>
-            </w:pPr>
-            <w:r>
-              <w:rPr>
-                <w:sz w:val="18"/>
-                <w:szCs w:val="18"/>
-              </w:rPr>
-              <w:t>¥10,760.00</w:t>
-            </w:r>
-          </w:p>
-        </w:tc>
-        <w:tc>
-          <w:tcPr>
-            <w:tcW w:w="700" w:type="dxa"/>
-            <w:tcBorders>
-              <w:top w:val="single" w:sz="1" w:space="0" w:color="000000"/>
-              <w:left w:val="single" w:sz="1" w:space="0" w:color="000000"/>
-              <w:bottom w:val="single" w:sz="1" w:space="0" w:color="000000"/>
-              <w:right w:val="single" w:sz="1" w:space="0" w:color="000000"/>
-            </w:tcBorders>
-          </w:tcPr>
-          <w:p>
-            <w:pPr>
-              <w:spacing w:before="40" w:after="40"/>
-              <w:jc w:val="center"/>
-            </w:pPr>
-            <w:r>
-              <w:rPr>
-                <w:sz w:val="18"/>
-                <w:szCs w:val="18"/>
-              </w:rPr>
-              <w:t>45%</w:t>
-            </w:r>
-          </w:p>
-        </w:tc>
-        <w:tc>
-          <w:tcPr>
-            <w:tcW w:w="1989" w:type="dxa"/>
-            <w:tcBorders>
-              <w:top w:val="single" w:sz="1" w:space="0" w:color="000000"/>
-              <w:left w:val="single" w:sz="1" w:space="0" w:color="000000"/>
-              <w:bottom w:val="single" w:sz="1" w:space="0" w:color="000000"/>
-              <w:right w:val="single" w:sz="1" w:space="0" w:color="000000"/>
-            </w:tcBorders>
+              <w:rPr>
+                <w:sz w:val="18"/>
+                <w:szCs w:val="18"/>
+              </w:rPr>
+            </w:pPr>
+            <w:r>
+              <w:rPr>
+                <w:sz w:val="18"/>
+                <w:szCs w:val="18"/>
+              </w:rPr>
+              <w:t>¥4,842.00</w:t>
+            </w:r>
+          </w:p>
+        </w:tc>
+        <w:tc>
+          <w:tcPr>
+            <w:tcW w:w="1134" w:type="dxa"/>
           </w:tcPr>
           <w:p>
             <w:pPr>
               <w:spacing w:before="40" w:after="40"/>
               <w:jc w:val="right"/>
+              <w:rPr>
+                <w:rFonts w:hint="eastAsia"/>
+                <w:sz w:val="18"/>
+                <w:szCs w:val="18"/>
+              </w:rPr>
             </w:pPr>
             <w:r>
               <w:rPr>
@@ -1434,20 +1665,37 @@
                 <w:szCs w:val="18"/>
               </w:rPr>
               <w:t>¥4,842.00</w:t>
+            </w:r>
+          </w:p>
+        </w:tc>
+        <w:tc>
+          <w:tcPr>
+            <w:tcW w:w="1134" w:type="dxa"/>
+          </w:tcPr>
+          <w:p>
+            <w:pPr>
+              <w:spacing w:before="40" w:after="40"/>
+              <w:jc w:val="right"/>
+              <w:rPr>
+                <w:sz w:val="18"/>
+                <w:szCs w:val="18"/>
+              </w:rPr>
+            </w:pPr>
+            <w:r>
+              <w:rPr>
+                <w:rFonts w:hint="eastAsia"/>
+                <w:sz w:val="18"/>
+                <w:szCs w:val="18"/>
+              </w:rPr>
+              <w:t>MN21302</w:t>
             </w:r>
           </w:p>
         </w:tc>
       </w:tr>
       <w:tr>
-        <w:tblPrEx>
-          <w:tblCellMar>
-            <w:top w:w="0" w:type="dxa"/>
-            <w:bottom w:w="0" w:type="dxa"/>
-          </w:tblCellMar>
-        </w:tblPrEx>
-        <w:tc>
-          <w:tcPr>
-            <w:tcW w:w="500" w:type="dxa"/>
+        <w:tc>
+          <w:tcPr>
+            <w:tcW w:w="466" w:type="dxa"/>
             <w:tcBorders>
               <w:top w:val="single" w:sz="1" w:space="0" w:color="000000"/>
               <w:left w:val="single" w:sz="1" w:space="0" w:color="000000"/>
@@ -1459,6 +1707,10 @@
             <w:pPr>
               <w:spacing w:before="40" w:after="40"/>
               <w:jc w:val="center"/>
+              <w:rPr>
+                <w:sz w:val="18"/>
+                <w:szCs w:val="18"/>
+              </w:rPr>
             </w:pPr>
             <w:r>
               <w:rPr>
@@ -1471,17 +1723,21 @@
         </w:tc>
         <w:tc>
           <w:tcPr>
-            <w:tcW w:w="1500" w:type="dxa"/>
-            <w:tcBorders>
-              <w:top w:val="single" w:sz="1" w:space="0" w:color="000000"/>
-              <w:left w:val="single" w:sz="1" w:space="0" w:color="000000"/>
-              <w:bottom w:val="single" w:sz="1" w:space="0" w:color="000000"/>
-              <w:right w:val="single" w:sz="1" w:space="0" w:color="000000"/>
-            </w:tcBorders>
-          </w:tcPr>
-          <w:p>
-            <w:pPr>
-              <w:spacing w:before="40" w:after="40"/>
+            <w:tcW w:w="951" w:type="dxa"/>
+            <w:tcBorders>
+              <w:top w:val="single" w:sz="1" w:space="0" w:color="000000"/>
+              <w:left w:val="single" w:sz="1" w:space="0" w:color="000000"/>
+              <w:bottom w:val="single" w:sz="1" w:space="0" w:color="000000"/>
+              <w:right w:val="single" w:sz="1" w:space="0" w:color="000000"/>
+            </w:tcBorders>
+          </w:tcPr>
+          <w:p>
+            <w:pPr>
+              <w:spacing w:before="40" w:after="40"/>
+              <w:rPr>
+                <w:sz w:val="18"/>
+                <w:szCs w:val="18"/>
+              </w:rPr>
             </w:pPr>
             <w:r>
               <w:rPr>
@@ -1494,17 +1750,21 @@
         </w:tc>
         <w:tc>
           <w:tcPr>
-            <w:tcW w:w="1300" w:type="dxa"/>
-            <w:tcBorders>
-              <w:top w:val="single" w:sz="1" w:space="0" w:color="000000"/>
-              <w:left w:val="single" w:sz="1" w:space="0" w:color="000000"/>
-              <w:bottom w:val="single" w:sz="1" w:space="0" w:color="000000"/>
-              <w:right w:val="single" w:sz="1" w:space="0" w:color="000000"/>
-            </w:tcBorders>
-          </w:tcPr>
-          <w:p>
-            <w:pPr>
-              <w:spacing w:before="40" w:after="40"/>
+            <w:tcW w:w="992" w:type="dxa"/>
+            <w:tcBorders>
+              <w:top w:val="single" w:sz="1" w:space="0" w:color="000000"/>
+              <w:left w:val="single" w:sz="1" w:space="0" w:color="000000"/>
+              <w:bottom w:val="single" w:sz="1" w:space="0" w:color="000000"/>
+              <w:right w:val="single" w:sz="1" w:space="0" w:color="000000"/>
+            </w:tcBorders>
+          </w:tcPr>
+          <w:p>
+            <w:pPr>
+              <w:spacing w:before="40" w:after="40"/>
+              <w:rPr>
+                <w:sz w:val="18"/>
+                <w:szCs w:val="18"/>
+              </w:rPr>
             </w:pPr>
             <w:r>
               <w:rPr>
@@ -1517,17 +1777,21 @@
         </w:tc>
         <w:tc>
           <w:tcPr>
-            <w:tcW w:w="2300" w:type="dxa"/>
-            <w:tcBorders>
-              <w:top w:val="single" w:sz="1" w:space="0" w:color="000000"/>
-              <w:left w:val="single" w:sz="1" w:space="0" w:color="000000"/>
-              <w:bottom w:val="single" w:sz="1" w:space="0" w:color="000000"/>
-              <w:right w:val="single" w:sz="1" w:space="0" w:color="000000"/>
-            </w:tcBorders>
-          </w:tcPr>
-          <w:p>
-            <w:pPr>
-              <w:spacing w:before="40" w:after="40"/>
+            <w:tcW w:w="2410" w:type="dxa"/>
+            <w:tcBorders>
+              <w:top w:val="single" w:sz="1" w:space="0" w:color="000000"/>
+              <w:left w:val="single" w:sz="1" w:space="0" w:color="000000"/>
+              <w:bottom w:val="single" w:sz="1" w:space="0" w:color="000000"/>
+              <w:right w:val="single" w:sz="1" w:space="0" w:color="000000"/>
+            </w:tcBorders>
+          </w:tcPr>
+          <w:p>
+            <w:pPr>
+              <w:spacing w:before="40" w:after="40"/>
+              <w:rPr>
+                <w:sz w:val="18"/>
+                <w:szCs w:val="18"/>
+              </w:rPr>
             </w:pPr>
             <w:r>
               <w:rPr>
@@ -1540,17 +1804,21 @@
         </w:tc>
         <w:tc>
           <w:tcPr>
-            <w:tcW w:w="600" w:type="dxa"/>
-            <w:tcBorders>
-              <w:top w:val="single" w:sz="1" w:space="0" w:color="000000"/>
-              <w:left w:val="single" w:sz="1" w:space="0" w:color="000000"/>
-              <w:bottom w:val="single" w:sz="1" w:space="0" w:color="000000"/>
-              <w:right w:val="single" w:sz="1" w:space="0" w:color="000000"/>
-            </w:tcBorders>
-          </w:tcPr>
-          <w:p>
-            <w:pPr>
-              <w:spacing w:before="40" w:after="40"/>
+            <w:tcW w:w="414" w:type="dxa"/>
+            <w:tcBorders>
+              <w:top w:val="single" w:sz="1" w:space="0" w:color="000000"/>
+              <w:left w:val="single" w:sz="1" w:space="0" w:color="000000"/>
+              <w:bottom w:val="single" w:sz="1" w:space="0" w:color="000000"/>
+              <w:right w:val="single" w:sz="1" w:space="0" w:color="000000"/>
+            </w:tcBorders>
+          </w:tcPr>
+          <w:p>
+            <w:pPr>
+              <w:spacing w:before="40" w:after="40"/>
+              <w:rPr>
+                <w:sz w:val="18"/>
+                <w:szCs w:val="18"/>
+              </w:rPr>
             </w:pPr>
             <w:r>
               <w:rPr>
@@ -1563,7 +1831,7 @@
         </w:tc>
         <w:tc>
           <w:tcPr>
-            <w:tcW w:w="500" w:type="dxa"/>
+            <w:tcW w:w="467" w:type="dxa"/>
             <w:tcBorders>
               <w:top w:val="single" w:sz="1" w:space="0" w:color="000000"/>
               <w:left w:val="single" w:sz="1" w:space="0" w:color="000000"/>
@@ -1575,6 +1843,10 @@
             <w:pPr>
               <w:spacing w:before="40" w:after="40"/>
               <w:jc w:val="center"/>
+              <w:rPr>
+                <w:sz w:val="18"/>
+                <w:szCs w:val="18"/>
+              </w:rPr>
             </w:pPr>
             <w:r>
               <w:rPr>
@@ -1587,6 +1859,62 @@
         </w:tc>
         <w:tc>
           <w:tcPr>
+            <w:tcW w:w="853" w:type="dxa"/>
+            <w:tcBorders>
+              <w:top w:val="single" w:sz="1" w:space="0" w:color="000000"/>
+              <w:left w:val="single" w:sz="1" w:space="0" w:color="000000"/>
+              <w:bottom w:val="single" w:sz="1" w:space="0" w:color="000000"/>
+              <w:right w:val="single" w:sz="1" w:space="0" w:color="000000"/>
+            </w:tcBorders>
+          </w:tcPr>
+          <w:p>
+            <w:pPr>
+              <w:spacing w:before="40" w:after="40"/>
+              <w:jc w:val="right"/>
+              <w:rPr>
+                <w:sz w:val="18"/>
+                <w:szCs w:val="18"/>
+              </w:rPr>
+            </w:pPr>
+            <w:r>
+              <w:rPr>
+                <w:sz w:val="18"/>
+                <w:szCs w:val="18"/>
+              </w:rPr>
+              <w:t>¥2,320.00</w:t>
+            </w:r>
+          </w:p>
+        </w:tc>
+        <w:tc>
+          <w:tcPr>
+            <w:tcW w:w="523" w:type="dxa"/>
+            <w:tcBorders>
+              <w:top w:val="single" w:sz="1" w:space="0" w:color="000000"/>
+              <w:left w:val="single" w:sz="1" w:space="0" w:color="000000"/>
+              <w:bottom w:val="single" w:sz="1" w:space="0" w:color="000000"/>
+              <w:right w:val="single" w:sz="1" w:space="0" w:color="000000"/>
+            </w:tcBorders>
+          </w:tcPr>
+          <w:p>
+            <w:pPr>
+              <w:spacing w:before="40" w:after="40"/>
+              <w:jc w:val="center"/>
+              <w:rPr>
+                <w:sz w:val="18"/>
+                <w:szCs w:val="18"/>
+              </w:rPr>
+            </w:pPr>
+            <w:r>
+              <w:rPr>
+                <w:sz w:val="18"/>
+                <w:szCs w:val="18"/>
+              </w:rPr>
+              <w:t>45%</w:t>
+            </w:r>
+          </w:p>
+        </w:tc>
+        <w:tc>
+          <w:tcPr>
             <w:tcW w:w="1100" w:type="dxa"/>
             <w:tcBorders>
               <w:top w:val="single" w:sz="1" w:space="0" w:color="000000"/>
@@ -1599,54 +1927,33 @@
             <w:pPr>
               <w:spacing w:before="40" w:after="40"/>
               <w:jc w:val="right"/>
-            </w:pPr>
-            <w:r>
-              <w:rPr>
-                <w:sz w:val="18"/>
-                <w:szCs w:val="18"/>
-              </w:rPr>
-              <w:t>¥2,320.00</w:t>
-            </w:r>
-          </w:p>
-        </w:tc>
-        <w:tc>
-          <w:tcPr>
-            <w:tcW w:w="700" w:type="dxa"/>
-            <w:tcBorders>
-              <w:top w:val="single" w:sz="1" w:space="0" w:color="000000"/>
-              <w:left w:val="single" w:sz="1" w:space="0" w:color="000000"/>
-              <w:bottom w:val="single" w:sz="1" w:space="0" w:color="000000"/>
-              <w:right w:val="single" w:sz="1" w:space="0" w:color="000000"/>
-            </w:tcBorders>
-          </w:tcPr>
-          <w:p>
-            <w:pPr>
-              <w:spacing w:before="40" w:after="40"/>
-              <w:jc w:val="center"/>
-            </w:pPr>
-            <w:r>
-              <w:rPr>
-                <w:sz w:val="18"/>
-                <w:szCs w:val="18"/>
-              </w:rPr>
-              <w:t>45%</w:t>
-            </w:r>
-          </w:p>
-        </w:tc>
-        <w:tc>
-          <w:tcPr>
-            <w:tcW w:w="1989" w:type="dxa"/>
-            <w:tcBorders>
-              <w:top w:val="single" w:sz="1" w:space="0" w:color="000000"/>
-              <w:left w:val="single" w:sz="1" w:space="0" w:color="000000"/>
-              <w:bottom w:val="single" w:sz="1" w:space="0" w:color="000000"/>
-              <w:right w:val="single" w:sz="1" w:space="0" w:color="000000"/>
-            </w:tcBorders>
+              <w:rPr>
+                <w:sz w:val="18"/>
+                <w:szCs w:val="18"/>
+              </w:rPr>
+            </w:pPr>
+            <w:r>
+              <w:rPr>
+                <w:sz w:val="18"/>
+                <w:szCs w:val="18"/>
+              </w:rPr>
+              <w:t>¥1,044.00</w:t>
+            </w:r>
+          </w:p>
+        </w:tc>
+        <w:tc>
+          <w:tcPr>
+            <w:tcW w:w="1134" w:type="dxa"/>
           </w:tcPr>
           <w:p>
             <w:pPr>
               <w:spacing w:before="40" w:after="40"/>
               <w:jc w:val="right"/>
+              <w:rPr>
+                <w:rFonts w:hint="eastAsia"/>
+                <w:sz w:val="18"/>
+                <w:szCs w:val="18"/>
+              </w:rPr>
             </w:pPr>
             <w:r>
               <w:rPr>
@@ -1654,20 +1961,37 @@
                 <w:szCs w:val="18"/>
               </w:rPr>
               <w:t>¥1,044.00</w:t>
+            </w:r>
+          </w:p>
+        </w:tc>
+        <w:tc>
+          <w:tcPr>
+            <w:tcW w:w="1134" w:type="dxa"/>
+          </w:tcPr>
+          <w:p>
+            <w:pPr>
+              <w:spacing w:before="40" w:after="40"/>
+              <w:jc w:val="right"/>
+              <w:rPr>
+                <w:sz w:val="18"/>
+                <w:szCs w:val="18"/>
+              </w:rPr>
+            </w:pPr>
+            <w:r>
+              <w:rPr>
+                <w:rFonts w:hint="eastAsia"/>
+                <w:sz w:val="18"/>
+                <w:szCs w:val="18"/>
+              </w:rPr>
+              <w:t>MN21302</w:t>
             </w:r>
           </w:p>
         </w:tc>
       </w:tr>
       <w:tr>
-        <w:tblPrEx>
-          <w:tblCellMar>
-            <w:top w:w="0" w:type="dxa"/>
-            <w:bottom w:w="0" w:type="dxa"/>
-          </w:tblCellMar>
-        </w:tblPrEx>
-        <w:tc>
-          <w:tcPr>
-            <w:tcW w:w="500" w:type="dxa"/>
+        <w:tc>
+          <w:tcPr>
+            <w:tcW w:w="466" w:type="dxa"/>
             <w:tcBorders>
               <w:top w:val="single" w:sz="1" w:space="0" w:color="000000"/>
               <w:left w:val="single" w:sz="1" w:space="0" w:color="000000"/>
@@ -1679,6 +2003,10 @@
             <w:pPr>
               <w:spacing w:before="40" w:after="40"/>
               <w:jc w:val="center"/>
+              <w:rPr>
+                <w:sz w:val="18"/>
+                <w:szCs w:val="18"/>
+              </w:rPr>
             </w:pPr>
             <w:r>
               <w:rPr>
@@ -1691,17 +2019,21 @@
         </w:tc>
         <w:tc>
           <w:tcPr>
-            <w:tcW w:w="1500" w:type="dxa"/>
-            <w:tcBorders>
-              <w:top w:val="single" w:sz="1" w:space="0" w:color="000000"/>
-              <w:left w:val="single" w:sz="1" w:space="0" w:color="000000"/>
-              <w:bottom w:val="single" w:sz="1" w:space="0" w:color="000000"/>
-              <w:right w:val="single" w:sz="1" w:space="0" w:color="000000"/>
-            </w:tcBorders>
-          </w:tcPr>
-          <w:p>
-            <w:pPr>
-              <w:spacing w:before="40" w:after="40"/>
+            <w:tcW w:w="951" w:type="dxa"/>
+            <w:tcBorders>
+              <w:top w:val="single" w:sz="1" w:space="0" w:color="000000"/>
+              <w:left w:val="single" w:sz="1" w:space="0" w:color="000000"/>
+              <w:bottom w:val="single" w:sz="1" w:space="0" w:color="000000"/>
+              <w:right w:val="single" w:sz="1" w:space="0" w:color="000000"/>
+            </w:tcBorders>
+          </w:tcPr>
+          <w:p>
+            <w:pPr>
+              <w:spacing w:before="40" w:after="40"/>
+              <w:rPr>
+                <w:sz w:val="18"/>
+                <w:szCs w:val="18"/>
+              </w:rPr>
             </w:pPr>
             <w:r>
               <w:rPr>
@@ -1714,17 +2046,21 @@
         </w:tc>
         <w:tc>
           <w:tcPr>
-            <w:tcW w:w="1300" w:type="dxa"/>
-            <w:tcBorders>
-              <w:top w:val="single" w:sz="1" w:space="0" w:color="000000"/>
-              <w:left w:val="single" w:sz="1" w:space="0" w:color="000000"/>
-              <w:bottom w:val="single" w:sz="1" w:space="0" w:color="000000"/>
-              <w:right w:val="single" w:sz="1" w:space="0" w:color="000000"/>
-            </w:tcBorders>
-          </w:tcPr>
-          <w:p>
-            <w:pPr>
-              <w:spacing w:before="40" w:after="40"/>
+            <w:tcW w:w="992" w:type="dxa"/>
+            <w:tcBorders>
+              <w:top w:val="single" w:sz="1" w:space="0" w:color="000000"/>
+              <w:left w:val="single" w:sz="1" w:space="0" w:color="000000"/>
+              <w:bottom w:val="single" w:sz="1" w:space="0" w:color="000000"/>
+              <w:right w:val="single" w:sz="1" w:space="0" w:color="000000"/>
+            </w:tcBorders>
+          </w:tcPr>
+          <w:p>
+            <w:pPr>
+              <w:spacing w:before="40" w:after="40"/>
+              <w:rPr>
+                <w:sz w:val="18"/>
+                <w:szCs w:val="18"/>
+              </w:rPr>
             </w:pPr>
             <w:r>
               <w:rPr>
@@ -1737,17 +2073,21 @@
         </w:tc>
         <w:tc>
           <w:tcPr>
-            <w:tcW w:w="2300" w:type="dxa"/>
-            <w:tcBorders>
-              <w:top w:val="single" w:sz="1" w:space="0" w:color="000000"/>
-              <w:left w:val="single" w:sz="1" w:space="0" w:color="000000"/>
-              <w:bottom w:val="single" w:sz="1" w:space="0" w:color="000000"/>
-              <w:right w:val="single" w:sz="1" w:space="0" w:color="000000"/>
-            </w:tcBorders>
-          </w:tcPr>
-          <w:p>
-            <w:pPr>
-              <w:spacing w:before="40" w:after="40"/>
+            <w:tcW w:w="2410" w:type="dxa"/>
+            <w:tcBorders>
+              <w:top w:val="single" w:sz="1" w:space="0" w:color="000000"/>
+              <w:left w:val="single" w:sz="1" w:space="0" w:color="000000"/>
+              <w:bottom w:val="single" w:sz="1" w:space="0" w:color="000000"/>
+              <w:right w:val="single" w:sz="1" w:space="0" w:color="000000"/>
+            </w:tcBorders>
+          </w:tcPr>
+          <w:p>
+            <w:pPr>
+              <w:spacing w:before="40" w:after="40"/>
+              <w:rPr>
+                <w:sz w:val="18"/>
+                <w:szCs w:val="18"/>
+              </w:rPr>
             </w:pPr>
             <w:r>
               <w:rPr>
@@ -1760,17 +2100,21 @@
         </w:tc>
         <w:tc>
           <w:tcPr>
-            <w:tcW w:w="600" w:type="dxa"/>
-            <w:tcBorders>
-              <w:top w:val="single" w:sz="1" w:space="0" w:color="000000"/>
-              <w:left w:val="single" w:sz="1" w:space="0" w:color="000000"/>
-              <w:bottom w:val="single" w:sz="1" w:space="0" w:color="000000"/>
-              <w:right w:val="single" w:sz="1" w:space="0" w:color="000000"/>
-            </w:tcBorders>
-          </w:tcPr>
-          <w:p>
-            <w:pPr>
-              <w:spacing w:before="40" w:after="40"/>
+            <w:tcW w:w="414" w:type="dxa"/>
+            <w:tcBorders>
+              <w:top w:val="single" w:sz="1" w:space="0" w:color="000000"/>
+              <w:left w:val="single" w:sz="1" w:space="0" w:color="000000"/>
+              <w:bottom w:val="single" w:sz="1" w:space="0" w:color="000000"/>
+              <w:right w:val="single" w:sz="1" w:space="0" w:color="000000"/>
+            </w:tcBorders>
+          </w:tcPr>
+          <w:p>
+            <w:pPr>
+              <w:spacing w:before="40" w:after="40"/>
+              <w:rPr>
+                <w:sz w:val="18"/>
+                <w:szCs w:val="18"/>
+              </w:rPr>
             </w:pPr>
             <w:r>
               <w:rPr>
@@ -1783,7 +2127,7 @@
         </w:tc>
         <w:tc>
           <w:tcPr>
-            <w:tcW w:w="500" w:type="dxa"/>
+            <w:tcW w:w="467" w:type="dxa"/>
             <w:tcBorders>
               <w:top w:val="single" w:sz="1" w:space="0" w:color="000000"/>
               <w:left w:val="single" w:sz="1" w:space="0" w:color="000000"/>
@@ -1795,6 +2139,10 @@
             <w:pPr>
               <w:spacing w:before="40" w:after="40"/>
               <w:jc w:val="center"/>
+              <w:rPr>
+                <w:sz w:val="18"/>
+                <w:szCs w:val="18"/>
+              </w:rPr>
             </w:pPr>
             <w:r>
               <w:rPr>
@@ -1807,6 +2155,62 @@
         </w:tc>
         <w:tc>
           <w:tcPr>
+            <w:tcW w:w="853" w:type="dxa"/>
+            <w:tcBorders>
+              <w:top w:val="single" w:sz="1" w:space="0" w:color="000000"/>
+              <w:left w:val="single" w:sz="1" w:space="0" w:color="000000"/>
+              <w:bottom w:val="single" w:sz="1" w:space="0" w:color="000000"/>
+              <w:right w:val="single" w:sz="1" w:space="0" w:color="000000"/>
+            </w:tcBorders>
+          </w:tcPr>
+          <w:p>
+            <w:pPr>
+              <w:spacing w:before="40" w:after="40"/>
+              <w:jc w:val="right"/>
+              <w:rPr>
+                <w:sz w:val="18"/>
+                <w:szCs w:val="18"/>
+              </w:rPr>
+            </w:pPr>
+            <w:r>
+              <w:rPr>
+                <w:sz w:val="18"/>
+                <w:szCs w:val="18"/>
+              </w:rPr>
+              <w:t>¥4,569.00</w:t>
+            </w:r>
+          </w:p>
+        </w:tc>
+        <w:tc>
+          <w:tcPr>
+            <w:tcW w:w="523" w:type="dxa"/>
+            <w:tcBorders>
+              <w:top w:val="single" w:sz="1" w:space="0" w:color="000000"/>
+              <w:left w:val="single" w:sz="1" w:space="0" w:color="000000"/>
+              <w:bottom w:val="single" w:sz="1" w:space="0" w:color="000000"/>
+              <w:right w:val="single" w:sz="1" w:space="0" w:color="000000"/>
+            </w:tcBorders>
+          </w:tcPr>
+          <w:p>
+            <w:pPr>
+              <w:spacing w:before="40" w:after="40"/>
+              <w:jc w:val="center"/>
+              <w:rPr>
+                <w:sz w:val="18"/>
+                <w:szCs w:val="18"/>
+              </w:rPr>
+            </w:pPr>
+            <w:r>
+              <w:rPr>
+                <w:sz w:val="18"/>
+                <w:szCs w:val="18"/>
+              </w:rPr>
+              <w:t>45%</w:t>
+            </w:r>
+          </w:p>
+        </w:tc>
+        <w:tc>
+          <w:tcPr>
             <w:tcW w:w="1100" w:type="dxa"/>
             <w:tcBorders>
               <w:top w:val="single" w:sz="1" w:space="0" w:color="000000"/>
@@ -1819,54 +2223,33 @@
             <w:pPr>
               <w:spacing w:before="40" w:after="40"/>
               <w:jc w:val="right"/>
-            </w:pPr>
-            <w:r>
-              <w:rPr>
-                <w:sz w:val="18"/>
-                <w:szCs w:val="18"/>
-              </w:rPr>
-              <w:t>¥4,569.00</w:t>
-            </w:r>
-          </w:p>
-        </w:tc>
-        <w:tc>
-          <w:tcPr>
-            <w:tcW w:w="700" w:type="dxa"/>
-            <w:tcBorders>
-              <w:top w:val="single" w:sz="1" w:space="0" w:color="000000"/>
-              <w:left w:val="single" w:sz="1" w:space="0" w:color="000000"/>
-              <w:bottom w:val="single" w:sz="1" w:space="0" w:color="000000"/>
-              <w:right w:val="single" w:sz="1" w:space="0" w:color="000000"/>
-            </w:tcBorders>
-          </w:tcPr>
-          <w:p>
-            <w:pPr>
-              <w:spacing w:before="40" w:after="40"/>
-              <w:jc w:val="center"/>
-            </w:pPr>
-            <w:r>
-              <w:rPr>
-                <w:sz w:val="18"/>
-                <w:szCs w:val="18"/>
-              </w:rPr>
-              <w:t>45%</w:t>
-            </w:r>
-          </w:p>
-        </w:tc>
-        <w:tc>
-          <w:tcPr>
-            <w:tcW w:w="1989" w:type="dxa"/>
-            <w:tcBorders>
-              <w:top w:val="single" w:sz="1" w:space="0" w:color="000000"/>
-              <w:left w:val="single" w:sz="1" w:space="0" w:color="000000"/>
-              <w:bottom w:val="single" w:sz="1" w:space="0" w:color="000000"/>
-              <w:right w:val="single" w:sz="1" w:space="0" w:color="000000"/>
-            </w:tcBorders>
+              <w:rPr>
+                <w:sz w:val="18"/>
+                <w:szCs w:val="18"/>
+              </w:rPr>
+            </w:pPr>
+            <w:r>
+              <w:rPr>
+                <w:sz w:val="18"/>
+                <w:szCs w:val="18"/>
+              </w:rPr>
+              <w:t>¥2,056.05</w:t>
+            </w:r>
+          </w:p>
+        </w:tc>
+        <w:tc>
+          <w:tcPr>
+            <w:tcW w:w="1134" w:type="dxa"/>
           </w:tcPr>
           <w:p>
             <w:pPr>
               <w:spacing w:before="40" w:after="40"/>
               <w:jc w:val="right"/>
+              <w:rPr>
+                <w:rFonts w:hint="eastAsia"/>
+                <w:sz w:val="18"/>
+                <w:szCs w:val="18"/>
+              </w:rPr>
             </w:pPr>
             <w:r>
               <w:rPr>
@@ -1874,20 +2257,37 @@
                 <w:szCs w:val="18"/>
               </w:rPr>
               <w:t>¥2,056.05</w:t>
+            </w:r>
+          </w:p>
+        </w:tc>
+        <w:tc>
+          <w:tcPr>
+            <w:tcW w:w="1134" w:type="dxa"/>
+          </w:tcPr>
+          <w:p>
+            <w:pPr>
+              <w:spacing w:before="40" w:after="40"/>
+              <w:jc w:val="right"/>
+              <w:rPr>
+                <w:sz w:val="18"/>
+                <w:szCs w:val="18"/>
+              </w:rPr>
+            </w:pPr>
+            <w:r>
+              <w:rPr>
+                <w:rFonts w:hint="eastAsia"/>
+                <w:sz w:val="18"/>
+                <w:szCs w:val="18"/>
+              </w:rPr>
+              <w:t>MN21302</w:t>
             </w:r>
           </w:p>
         </w:tc>
       </w:tr>
       <w:tr>
-        <w:tblPrEx>
-          <w:tblCellMar>
-            <w:top w:w="0" w:type="dxa"/>
-            <w:bottom w:w="0" w:type="dxa"/>
-          </w:tblCellMar>
-        </w:tblPrEx>
-        <w:tc>
-          <w:tcPr>
-            <w:tcW w:w="500" w:type="dxa"/>
+        <w:tc>
+          <w:tcPr>
+            <w:tcW w:w="466" w:type="dxa"/>
             <w:tcBorders>
               <w:top w:val="single" w:sz="1" w:space="0" w:color="000000"/>
               <w:left w:val="single" w:sz="1" w:space="0" w:color="000000"/>
@@ -1899,6 +2299,10 @@
             <w:pPr>
               <w:spacing w:before="40" w:after="40"/>
               <w:jc w:val="center"/>
+              <w:rPr>
+                <w:sz w:val="18"/>
+                <w:szCs w:val="18"/>
+              </w:rPr>
             </w:pPr>
             <w:r>
               <w:rPr>
@@ -1911,17 +2315,21 @@
         </w:tc>
         <w:tc>
           <w:tcPr>
-            <w:tcW w:w="1500" w:type="dxa"/>
-            <w:tcBorders>
-              <w:top w:val="single" w:sz="1" w:space="0" w:color="000000"/>
-              <w:left w:val="single" w:sz="1" w:space="0" w:color="000000"/>
-              <w:bottom w:val="single" w:sz="1" w:space="0" w:color="000000"/>
-              <w:right w:val="single" w:sz="1" w:space="0" w:color="000000"/>
-            </w:tcBorders>
-          </w:tcPr>
-          <w:p>
-            <w:pPr>
-              <w:spacing w:before="40" w:after="40"/>
+            <w:tcW w:w="951" w:type="dxa"/>
+            <w:tcBorders>
+              <w:top w:val="single" w:sz="1" w:space="0" w:color="000000"/>
+              <w:left w:val="single" w:sz="1" w:space="0" w:color="000000"/>
+              <w:bottom w:val="single" w:sz="1" w:space="0" w:color="000000"/>
+              <w:right w:val="single" w:sz="1" w:space="0" w:color="000000"/>
+            </w:tcBorders>
+          </w:tcPr>
+          <w:p>
+            <w:pPr>
+              <w:spacing w:before="40" w:after="40"/>
+              <w:rPr>
+                <w:sz w:val="18"/>
+                <w:szCs w:val="18"/>
+              </w:rPr>
             </w:pPr>
             <w:r>
               <w:rPr>
@@ -1934,17 +2342,21 @@
         </w:tc>
         <w:tc>
           <w:tcPr>
-            <w:tcW w:w="1300" w:type="dxa"/>
-            <w:tcBorders>
-              <w:top w:val="single" w:sz="1" w:space="0" w:color="000000"/>
-              <w:left w:val="single" w:sz="1" w:space="0" w:color="000000"/>
-              <w:bottom w:val="single" w:sz="1" w:space="0" w:color="000000"/>
-              <w:right w:val="single" w:sz="1" w:space="0" w:color="000000"/>
-            </w:tcBorders>
-          </w:tcPr>
-          <w:p>
-            <w:pPr>
-              <w:spacing w:before="40" w:after="40"/>
+            <w:tcW w:w="992" w:type="dxa"/>
+            <w:tcBorders>
+              <w:top w:val="single" w:sz="1" w:space="0" w:color="000000"/>
+              <w:left w:val="single" w:sz="1" w:space="0" w:color="000000"/>
+              <w:bottom w:val="single" w:sz="1" w:space="0" w:color="000000"/>
+              <w:right w:val="single" w:sz="1" w:space="0" w:color="000000"/>
+            </w:tcBorders>
+          </w:tcPr>
+          <w:p>
+            <w:pPr>
+              <w:spacing w:before="40" w:after="40"/>
+              <w:rPr>
+                <w:sz w:val="18"/>
+                <w:szCs w:val="18"/>
+              </w:rPr>
             </w:pPr>
             <w:r>
               <w:rPr>
@@ -1957,17 +2369,21 @@
         </w:tc>
         <w:tc>
           <w:tcPr>
-            <w:tcW w:w="2300" w:type="dxa"/>
-            <w:tcBorders>
-              <w:top w:val="single" w:sz="1" w:space="0" w:color="000000"/>
-              <w:left w:val="single" w:sz="1" w:space="0" w:color="000000"/>
-              <w:bottom w:val="single" w:sz="1" w:space="0" w:color="000000"/>
-              <w:right w:val="single" w:sz="1" w:space="0" w:color="000000"/>
-            </w:tcBorders>
-          </w:tcPr>
-          <w:p>
-            <w:pPr>
-              <w:spacing w:before="40" w:after="40"/>
+            <w:tcW w:w="2410" w:type="dxa"/>
+            <w:tcBorders>
+              <w:top w:val="single" w:sz="1" w:space="0" w:color="000000"/>
+              <w:left w:val="single" w:sz="1" w:space="0" w:color="000000"/>
+              <w:bottom w:val="single" w:sz="1" w:space="0" w:color="000000"/>
+              <w:right w:val="single" w:sz="1" w:space="0" w:color="000000"/>
+            </w:tcBorders>
+          </w:tcPr>
+          <w:p>
+            <w:pPr>
+              <w:spacing w:before="40" w:after="40"/>
+              <w:rPr>
+                <w:sz w:val="18"/>
+                <w:szCs w:val="18"/>
+              </w:rPr>
             </w:pPr>
             <w:r>
               <w:rPr>
@@ -1980,17 +2396,21 @@
         </w:tc>
         <w:tc>
           <w:tcPr>
-            <w:tcW w:w="600" w:type="dxa"/>
-            <w:tcBorders>
-              <w:top w:val="single" w:sz="1" w:space="0" w:color="000000"/>
-              <w:left w:val="single" w:sz="1" w:space="0" w:color="000000"/>
-              <w:bottom w:val="single" w:sz="1" w:space="0" w:color="000000"/>
-              <w:right w:val="single" w:sz="1" w:space="0" w:color="000000"/>
-            </w:tcBorders>
-          </w:tcPr>
-          <w:p>
-            <w:pPr>
-              <w:spacing w:before="40" w:after="40"/>
+            <w:tcW w:w="414" w:type="dxa"/>
+            <w:tcBorders>
+              <w:top w:val="single" w:sz="1" w:space="0" w:color="000000"/>
+              <w:left w:val="single" w:sz="1" w:space="0" w:color="000000"/>
+              <w:bottom w:val="single" w:sz="1" w:space="0" w:color="000000"/>
+              <w:right w:val="single" w:sz="1" w:space="0" w:color="000000"/>
+            </w:tcBorders>
+          </w:tcPr>
+          <w:p>
+            <w:pPr>
+              <w:spacing w:before="40" w:after="40"/>
+              <w:rPr>
+                <w:sz w:val="18"/>
+                <w:szCs w:val="18"/>
+              </w:rPr>
             </w:pPr>
             <w:r>
               <w:rPr>
@@ -2003,7 +2423,7 @@
         </w:tc>
         <w:tc>
           <w:tcPr>
-            <w:tcW w:w="500" w:type="dxa"/>
+            <w:tcW w:w="467" w:type="dxa"/>
             <w:tcBorders>
               <w:top w:val="single" w:sz="1" w:space="0" w:color="000000"/>
               <w:left w:val="single" w:sz="1" w:space="0" w:color="000000"/>
@@ -2015,6 +2435,10 @@
             <w:pPr>
               <w:spacing w:before="40" w:after="40"/>
               <w:jc w:val="center"/>
+              <w:rPr>
+                <w:sz w:val="18"/>
+                <w:szCs w:val="18"/>
+              </w:rPr>
             </w:pPr>
             <w:r>
               <w:rPr>
@@ -2027,6 +2451,62 @@
         </w:tc>
         <w:tc>
           <w:tcPr>
+            <w:tcW w:w="853" w:type="dxa"/>
+            <w:tcBorders>
+              <w:top w:val="single" w:sz="1" w:space="0" w:color="000000"/>
+              <w:left w:val="single" w:sz="1" w:space="0" w:color="000000"/>
+              <w:bottom w:val="single" w:sz="1" w:space="0" w:color="000000"/>
+              <w:right w:val="single" w:sz="1" w:space="0" w:color="000000"/>
+            </w:tcBorders>
+          </w:tcPr>
+          <w:p>
+            <w:pPr>
+              <w:spacing w:before="40" w:after="40"/>
+              <w:jc w:val="right"/>
+              <w:rPr>
+                <w:sz w:val="18"/>
+                <w:szCs w:val="18"/>
+              </w:rPr>
+            </w:pPr>
+            <w:r>
+              <w:rPr>
+                <w:sz w:val="18"/>
+                <w:szCs w:val="18"/>
+              </w:rPr>
+              <w:t>¥4,569.00</w:t>
+            </w:r>
+          </w:p>
+        </w:tc>
+        <w:tc>
+          <w:tcPr>
+            <w:tcW w:w="523" w:type="dxa"/>
+            <w:tcBorders>
+              <w:top w:val="single" w:sz="1" w:space="0" w:color="000000"/>
+              <w:left w:val="single" w:sz="1" w:space="0" w:color="000000"/>
+              <w:bottom w:val="single" w:sz="1" w:space="0" w:color="000000"/>
+              <w:right w:val="single" w:sz="1" w:space="0" w:color="000000"/>
+            </w:tcBorders>
+          </w:tcPr>
+          <w:p>
+            <w:pPr>
+              <w:spacing w:before="40" w:after="40"/>
+              <w:jc w:val="center"/>
+              <w:rPr>
+                <w:sz w:val="18"/>
+                <w:szCs w:val="18"/>
+              </w:rPr>
+            </w:pPr>
+            <w:r>
+              <w:rPr>
+                <w:sz w:val="18"/>
+                <w:szCs w:val="18"/>
+              </w:rPr>
+              <w:t>45%</w:t>
+            </w:r>
+          </w:p>
+        </w:tc>
+        <w:tc>
+          <w:tcPr>
             <w:tcW w:w="1100" w:type="dxa"/>
             <w:tcBorders>
               <w:top w:val="single" w:sz="1" w:space="0" w:color="000000"/>
@@ -2039,54 +2519,33 @@
             <w:pPr>
               <w:spacing w:before="40" w:after="40"/>
               <w:jc w:val="right"/>
-            </w:pPr>
-            <w:r>
-              <w:rPr>
-                <w:sz w:val="18"/>
-                <w:szCs w:val="18"/>
-              </w:rPr>
-              <w:t>¥4,569.00</w:t>
-            </w:r>
-          </w:p>
-        </w:tc>
-        <w:tc>
-          <w:tcPr>
-            <w:tcW w:w="700" w:type="dxa"/>
-            <w:tcBorders>
-              <w:top w:val="single" w:sz="1" w:space="0" w:color="000000"/>
-              <w:left w:val="single" w:sz="1" w:space="0" w:color="000000"/>
-              <w:bottom w:val="single" w:sz="1" w:space="0" w:color="000000"/>
-              <w:right w:val="single" w:sz="1" w:space="0" w:color="000000"/>
-            </w:tcBorders>
-          </w:tcPr>
-          <w:p>
-            <w:pPr>
-              <w:spacing w:before="40" w:after="40"/>
-              <w:jc w:val="center"/>
-            </w:pPr>
-            <w:r>
-              <w:rPr>
-                <w:sz w:val="18"/>
-                <w:szCs w:val="18"/>
-              </w:rPr>
-              <w:t>45%</w:t>
-            </w:r>
-          </w:p>
-        </w:tc>
-        <w:tc>
-          <w:tcPr>
-            <w:tcW w:w="1989" w:type="dxa"/>
-            <w:tcBorders>
-              <w:top w:val="single" w:sz="1" w:space="0" w:color="000000"/>
-              <w:left w:val="single" w:sz="1" w:space="0" w:color="000000"/>
-              <w:bottom w:val="single" w:sz="1" w:space="0" w:color="000000"/>
-              <w:right w:val="single" w:sz="1" w:space="0" w:color="000000"/>
-            </w:tcBorders>
+              <w:rPr>
+                <w:sz w:val="18"/>
+                <w:szCs w:val="18"/>
+              </w:rPr>
+            </w:pPr>
+            <w:r>
+              <w:rPr>
+                <w:sz w:val="18"/>
+                <w:szCs w:val="18"/>
+              </w:rPr>
+              <w:t>¥2,056.05</w:t>
+            </w:r>
+          </w:p>
+        </w:tc>
+        <w:tc>
+          <w:tcPr>
+            <w:tcW w:w="1134" w:type="dxa"/>
           </w:tcPr>
           <w:p>
             <w:pPr>
               <w:spacing w:before="40" w:after="40"/>
               <w:jc w:val="right"/>
+              <w:rPr>
+                <w:rFonts w:hint="eastAsia"/>
+                <w:sz w:val="18"/>
+                <w:szCs w:val="18"/>
+              </w:rPr>
             </w:pPr>
             <w:r>
               <w:rPr>
@@ -2094,6 +2553,29 @@
                 <w:szCs w:val="18"/>
               </w:rPr>
               <w:t>¥2,056.05</w:t>
+            </w:r>
+          </w:p>
+        </w:tc>
+        <w:tc>
+          <w:tcPr>
+            <w:tcW w:w="1134" w:type="dxa"/>
+          </w:tcPr>
+          <w:p>
+            <w:pPr>
+              <w:spacing w:before="40" w:after="40"/>
+              <w:jc w:val="right"/>
+              <w:rPr>
+                <w:sz w:val="18"/>
+                <w:szCs w:val="18"/>
+              </w:rPr>
+            </w:pPr>
+            <w:r>
+              <w:rPr>
+                <w:rFonts w:hint="eastAsia"/>
+                <w:sz w:val="18"/>
+                <w:szCs w:val="18"/>
+              </w:rPr>
+              <w:t>MN21302</w:t>
             </w:r>
           </w:p>
         </w:tc>
@@ -2127,12 +2609,6 @@
         <w:gridCol w:w="2586"/>
       </w:tblGrid>
       <w:tr>
-        <w:tblPrEx>
-          <w:tblCellMar>
-            <w:top w:w="0" w:type="dxa"/>
-            <w:bottom w:w="0" w:type="dxa"/>
-          </w:tblCellMar>
-        </w:tblPrEx>
         <w:tc>
           <w:tcPr>
             <w:tcW w:w="5560" w:type="dxa"/>
@@ -2229,12 +2705,6 @@
         <w:gridCol w:w="8284"/>
       </w:tblGrid>
       <w:tr>
-        <w:tblPrEx>
-          <w:tblCellMar>
-            <w:top w:w="0" w:type="dxa"/>
-            <w:bottom w:w="0" w:type="dxa"/>
-          </w:tblCellMar>
-        </w:tblPrEx>
         <w:tc>
           <w:tcPr>
             <w:tcW w:w="2200" w:type="dxa"/>
@@ -2287,12 +2757,6 @@
         </w:tc>
       </w:tr>
       <w:tr>
-        <w:tblPrEx>
-          <w:tblCellMar>
-            <w:top w:w="0" w:type="dxa"/>
-            <w:bottom w:w="0" w:type="dxa"/>
-          </w:tblCellMar>
-        </w:tblPrEx>
         <w:tc>
           <w:tcPr>
             <w:tcW w:w="2200" w:type="dxa"/>
@@ -2344,12 +2808,6 @@
         </w:tc>
       </w:tr>
       <w:tr>
-        <w:tblPrEx>
-          <w:tblCellMar>
-            <w:top w:w="0" w:type="dxa"/>
-            <w:bottom w:w="0" w:type="dxa"/>
-          </w:tblCellMar>
-        </w:tblPrEx>
         <w:tc>
           <w:tcPr>
             <w:tcW w:w="2200" w:type="dxa"/>
@@ -2401,12 +2859,6 @@
         </w:tc>
       </w:tr>
       <w:tr>
-        <w:tblPrEx>
-          <w:tblCellMar>
-            <w:top w:w="0" w:type="dxa"/>
-            <w:bottom w:w="0" w:type="dxa"/>
-          </w:tblCellMar>
-        </w:tblPrEx>
         <w:tc>
           <w:tcPr>
             <w:tcW w:w="2200" w:type="dxa"/>
@@ -2458,12 +2910,6 @@
         </w:tc>
       </w:tr>
       <w:tr>
-        <w:tblPrEx>
-          <w:tblCellMar>
-            <w:top w:w="0" w:type="dxa"/>
-            <w:bottom w:w="0" w:type="dxa"/>
-          </w:tblCellMar>
-        </w:tblPrEx>
         <w:tc>
           <w:tcPr>
             <w:tcW w:w="2200" w:type="dxa"/>
@@ -2515,12 +2961,6 @@
         </w:tc>
       </w:tr>
       <w:tr>
-        <w:tblPrEx>
-          <w:tblCellMar>
-            <w:top w:w="0" w:type="dxa"/>
-            <w:bottom w:w="0" w:type="dxa"/>
-          </w:tblCellMar>
-        </w:tblPrEx>
         <w:tc>
           <w:tcPr>
             <w:tcW w:w="2200" w:type="dxa"/>
@@ -2619,9 +3059,6 @@
     <w:p>
       <w:pPr>
         <w:spacing w:after="100"/>
-        <w:rPr>
-          <w:rFonts w:hint="eastAsia"/>
-        </w:rPr>
       </w:pPr>
       <w:r>
         <w:rPr>
